--- a/resources/templates/Service-Record-template.docx
+++ b/resources/templates/Service-Record-template.docx
@@ -495,29 +495,539 @@
       <w:pPr>
         <w:pStyle w:val="BodyText"/>
         <w:tabs>
+          <w:tab w:val="left" w:pos="2472"/>
           <w:tab w:val="left" w:pos="7290"/>
         </w:tabs>
         <w:ind w:left="453"/>
+        <w:rPr>
+          <w:spacing w:val="-2"/>
+          <w:w w:val="85"/>
+        </w:rPr>
       </w:pPr>
       <w:r>
         <w:rPr>
+          <w:rFonts w:ascii="Arial"/>
+          <w:b/>
           <w:noProof/>
+          <w:spacing w:val="-2"/>
+          <w:position w:val="14"/>
+          <w:sz w:val="19"/>
         </w:rPr>
         <mc:AlternateContent>
           <mc:Choice Requires="wps">
             <w:drawing>
-              <wp:anchor distT="0" distB="0" distL="0" distR="0" simplePos="0" relativeHeight="487334912" behindDoc="1" locked="0" layoutInCell="1" allowOverlap="1" wp14:anchorId="74A79D35" wp14:editId="5D46E4E0">
+              <wp:anchor distT="0" distB="0" distL="114300" distR="114300" simplePos="0" relativeHeight="487347712" behindDoc="1" locked="0" layoutInCell="1" allowOverlap="1" wp14:anchorId="7B51D80C" wp14:editId="72703C88">
                 <wp:simplePos x="0" y="0"/>
-                <wp:positionH relativeFrom="page">
-                  <wp:posOffset>1242999</wp:posOffset>
+                <wp:positionH relativeFrom="column">
+                  <wp:posOffset>647700</wp:posOffset>
                 </wp:positionH>
                 <wp:positionV relativeFrom="paragraph">
-                  <wp:posOffset>130259</wp:posOffset>
+                  <wp:posOffset>196850</wp:posOffset>
                 </wp:positionV>
-                <wp:extent cx="2842895" cy="118745"/>
+                <wp:extent cx="3299460" cy="12700"/>
+                <wp:effectExtent l="38100" t="38100" r="72390" b="82550"/>
+                <wp:wrapNone/>
+                <wp:docPr id="14" name="Straight Connector 14"/>
+                <wp:cNvGraphicFramePr/>
+                <a:graphic xmlns:a="http://schemas.openxmlformats.org/drawingml/2006/main">
+                  <a:graphicData uri="http://schemas.microsoft.com/office/word/2010/wordprocessingShape">
+                    <wps:wsp>
+                      <wps:cNvCnPr/>
+                      <wps:spPr>
+                        <a:xfrm>
+                          <a:off x="0" y="0"/>
+                          <a:ext cx="3299460" cy="12700"/>
+                        </a:xfrm>
+                        <a:prstGeom prst="line">
+                          <a:avLst/>
+                        </a:prstGeom>
+                        <a:ln w="19050"/>
+                      </wps:spPr>
+                      <wps:style>
+                        <a:lnRef idx="2">
+                          <a:schemeClr val="dk1"/>
+                        </a:lnRef>
+                        <a:fillRef idx="0">
+                          <a:schemeClr val="dk1"/>
+                        </a:fillRef>
+                        <a:effectRef idx="1">
+                          <a:schemeClr val="dk1"/>
+                        </a:effectRef>
+                        <a:fontRef idx="minor">
+                          <a:schemeClr val="tx1"/>
+                        </a:fontRef>
+                      </wps:style>
+                      <wps:bodyPr/>
+                    </wps:wsp>
+                  </a:graphicData>
+                </a:graphic>
+                <wp14:sizeRelH relativeFrom="margin">
+                  <wp14:pctWidth>0</wp14:pctWidth>
+                </wp14:sizeRelH>
+                <wp14:sizeRelV relativeFrom="margin">
+                  <wp14:pctHeight>0</wp14:pctHeight>
+                </wp14:sizeRelV>
+              </wp:anchor>
+            </w:drawing>
+          </mc:Choice>
+          <mc:Fallback>
+            <w:pict>
+              <v:line w14:anchorId="3DFCE3AA" id="Straight Connector 14" o:spid="_x0000_s1026" style="position:absolute;z-index:-15968768;visibility:visible;mso-wrap-style:square;mso-width-percent:0;mso-height-percent:0;mso-wrap-distance-left:9pt;mso-wrap-distance-top:0;mso-wrap-distance-right:9pt;mso-wrap-distance-bottom:0;mso-position-horizontal:absolute;mso-position-horizontal-relative:text;mso-position-vertical:absolute;mso-position-vertical-relative:text;mso-width-percent:0;mso-height-percent:0;mso-width-relative:margin;mso-height-relative:margin" from="51pt,15.5pt" to="310.8pt,16.5pt" o:gfxdata="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" strokecolor="black [3200]" strokeweight="1.5pt">
+                <v:shadow on="t" color="black" opacity="24903f" origin=",.5" offset="0,.55556mm"/>
+              </v:line>
+            </w:pict>
+          </mc:Fallback>
+        </mc:AlternateContent>
+      </w:r>
+      <w:r>
+        <w:rPr>
+          <w:rFonts w:ascii="Arial"/>
+          <w:b/>
+          <w:spacing w:val="-2"/>
+          <w:w w:val="95"/>
+          <w:position w:val="14"/>
+          <w:sz w:val="19"/>
+        </w:rPr>
+        <w:t>NAME</w:t>
+      </w:r>
+      <w:r>
+        <w:rPr>
+          <w:rFonts w:ascii="Arial"/>
+          <w:b/>
+          <w:spacing w:val="-2"/>
+          <w:w w:val="95"/>
+          <w:position w:val="14"/>
+          <w:sz w:val="19"/>
+        </w:rPr>
+        <w:t xml:space="preserve">:     </w:t>
+      </w:r>
+      <w:r>
+        <w:rPr>
+          <w:rFonts w:ascii="Arial"/>
+          <w:b/>
+          <w:spacing w:val="-2"/>
+          <w:w w:val="95"/>
+          <w:position w:val="14"/>
+        </w:rPr>
+        <w:t>${</w:t>
+      </w:r>
+      <w:proofErr w:type="spellStart"/>
+      <w:proofErr w:type="gramStart"/>
+      <w:r>
+        <w:rPr>
+          <w:rFonts w:ascii="Arial"/>
+          <w:b/>
+          <w:spacing w:val="-2"/>
+          <w:w w:val="95"/>
+          <w:position w:val="14"/>
+        </w:rPr>
+        <w:t>lastname</w:t>
+      </w:r>
+      <w:proofErr w:type="spellEnd"/>
+      <w:r>
+        <w:rPr>
+          <w:rFonts w:ascii="Arial"/>
+          <w:b/>
+          <w:spacing w:val="-2"/>
+          <w:w w:val="95"/>
+          <w:position w:val="14"/>
+        </w:rPr>
+        <w:t xml:space="preserve">}   </w:t>
+      </w:r>
+      <w:proofErr w:type="gramEnd"/>
+      <w:r>
+        <w:rPr>
+          <w:rFonts w:ascii="Arial"/>
+          <w:b/>
+          <w:spacing w:val="-2"/>
+          <w:w w:val="95"/>
+          <w:position w:val="14"/>
+        </w:rPr>
+        <w:t xml:space="preserve"> </w:t>
+      </w:r>
+      <w:r>
+        <w:rPr>
+          <w:rFonts w:ascii="Arial"/>
+          <w:b/>
+          <w:spacing w:val="-2"/>
+          <w:w w:val="95"/>
+          <w:position w:val="14"/>
+        </w:rPr>
+        <w:t xml:space="preserve"> </w:t>
+      </w:r>
+      <w:r>
+        <w:rPr>
+          <w:rFonts w:ascii="Arial"/>
+          <w:b/>
+          <w:spacing w:val="-2"/>
+          <w:w w:val="95"/>
+          <w:position w:val="14"/>
+        </w:rPr>
+        <w:t xml:space="preserve">     </w:t>
+      </w:r>
+      <w:r>
+        <w:rPr>
+          <w:rFonts w:ascii="Arial"/>
+          <w:b/>
+          <w:spacing w:val="-2"/>
+          <w:w w:val="95"/>
+          <w:position w:val="14"/>
+        </w:rPr>
+        <w:t xml:space="preserve">   </w:t>
+      </w:r>
+      <w:r>
+        <w:rPr>
+          <w:rFonts w:ascii="Arial"/>
+          <w:b/>
+          <w:spacing w:val="-2"/>
+          <w:w w:val="95"/>
+          <w:position w:val="14"/>
+        </w:rPr>
+        <w:t xml:space="preserve"> </w:t>
+      </w:r>
+      <w:r>
+        <w:rPr>
+          <w:rFonts w:ascii="Arial"/>
+          <w:b/>
+          <w:spacing w:val="-2"/>
+          <w:w w:val="95"/>
+          <w:position w:val="14"/>
+        </w:rPr>
+        <w:t xml:space="preserve"> </w:t>
+      </w:r>
+      <w:r>
+        <w:rPr>
+          <w:rFonts w:ascii="Arial"/>
+          <w:b/>
+          <w:spacing w:val="-2"/>
+          <w:w w:val="95"/>
+          <w:position w:val="14"/>
+        </w:rPr>
+        <w:t xml:space="preserve">    </w:t>
+      </w:r>
+      <w:r>
+        <w:rPr>
+          <w:rFonts w:ascii="Arial"/>
+          <w:b/>
+          <w:spacing w:val="-2"/>
+          <w:w w:val="95"/>
+          <w:position w:val="14"/>
+        </w:rPr>
+        <w:t xml:space="preserve"> </w:t>
+      </w:r>
+      <w:r>
+        <w:rPr>
+          <w:rFonts w:ascii="Arial"/>
+          <w:b/>
+          <w:spacing w:val="-2"/>
+          <w:w w:val="95"/>
+          <w:position w:val="14"/>
+        </w:rPr>
+        <w:t xml:space="preserve">  </w:t>
+      </w:r>
+      <w:r>
+        <w:rPr>
+          <w:rFonts w:ascii="Arial"/>
+          <w:b/>
+          <w:spacing w:val="-2"/>
+          <w:w w:val="95"/>
+          <w:position w:val="14"/>
+        </w:rPr>
+        <w:t xml:space="preserve"> </w:t>
+      </w:r>
+      <w:r>
+        <w:rPr>
+          <w:rFonts w:ascii="Arial"/>
+          <w:b/>
+          <w:spacing w:val="-2"/>
+          <w:w w:val="95"/>
+          <w:position w:val="14"/>
+        </w:rPr>
+        <w:t xml:space="preserve">  </w:t>
+      </w:r>
+      <w:r>
+        <w:rPr>
+          <w:rFonts w:ascii="Arial"/>
+          <w:b/>
+          <w:spacing w:val="-2"/>
+          <w:w w:val="95"/>
+          <w:position w:val="14"/>
+        </w:rPr>
+        <w:t xml:space="preserve"> </w:t>
+      </w:r>
+      <w:r>
+        <w:rPr>
+          <w:rFonts w:ascii="Arial"/>
+          <w:b/>
+          <w:spacing w:val="-2"/>
+          <w:w w:val="95"/>
+          <w:position w:val="14"/>
+        </w:rPr>
+        <w:t xml:space="preserve"> </w:t>
+      </w:r>
+      <w:r>
+        <w:rPr>
+          <w:rFonts w:ascii="Arial"/>
+          <w:b/>
+          <w:spacing w:val="-2"/>
+          <w:w w:val="95"/>
+          <w:position w:val="14"/>
+        </w:rPr>
+        <w:t xml:space="preserve">  </w:t>
+      </w:r>
+      <w:r>
+        <w:rPr>
+          <w:rFonts w:ascii="Arial"/>
+          <w:b/>
+          <w:spacing w:val="-2"/>
+          <w:w w:val="95"/>
+          <w:position w:val="14"/>
+        </w:rPr>
+        <w:t>${</w:t>
+      </w:r>
+      <w:proofErr w:type="spellStart"/>
+      <w:r>
+        <w:rPr>
+          <w:rFonts w:ascii="Arial"/>
+          <w:b/>
+          <w:spacing w:val="-2"/>
+          <w:w w:val="95"/>
+          <w:position w:val="14"/>
+        </w:rPr>
+        <w:t>firstname</w:t>
+      </w:r>
+      <w:proofErr w:type="spellEnd"/>
+      <w:r>
+        <w:rPr>
+          <w:rFonts w:ascii="Arial"/>
+          <w:b/>
+          <w:spacing w:val="-2"/>
+          <w:w w:val="95"/>
+          <w:position w:val="14"/>
+        </w:rPr>
+        <w:t xml:space="preserve">}        </w:t>
+      </w:r>
+      <w:r>
+        <w:rPr>
+          <w:rFonts w:ascii="Arial"/>
+          <w:b/>
+          <w:spacing w:val="-2"/>
+          <w:w w:val="95"/>
+          <w:position w:val="14"/>
+        </w:rPr>
+        <w:t xml:space="preserve">  </w:t>
+      </w:r>
+      <w:r>
+        <w:rPr>
+          <w:rFonts w:ascii="Arial"/>
+          <w:b/>
+          <w:spacing w:val="-2"/>
+          <w:w w:val="95"/>
+          <w:position w:val="14"/>
+        </w:rPr>
+        <w:t xml:space="preserve"> </w:t>
+      </w:r>
+      <w:r>
+        <w:rPr>
+          <w:rFonts w:ascii="Arial"/>
+          <w:b/>
+          <w:spacing w:val="-2"/>
+          <w:w w:val="95"/>
+          <w:position w:val="14"/>
+        </w:rPr>
+        <w:t xml:space="preserve">  </w:t>
+      </w:r>
+      <w:r>
+        <w:rPr>
+          <w:rFonts w:ascii="Arial"/>
+          <w:b/>
+          <w:spacing w:val="-2"/>
+          <w:w w:val="95"/>
+          <w:position w:val="14"/>
+        </w:rPr>
+        <w:t xml:space="preserve">               </w:t>
+      </w:r>
+      <w:r>
+        <w:rPr>
+          <w:rFonts w:ascii="Arial"/>
+          <w:b/>
+          <w:spacing w:val="-2"/>
+          <w:w w:val="95"/>
+          <w:position w:val="14"/>
+        </w:rPr>
+        <w:t xml:space="preserve"> </w:t>
+      </w:r>
+      <w:r>
+        <w:rPr>
+          <w:rFonts w:ascii="Arial"/>
+          <w:b/>
+          <w:spacing w:val="-2"/>
+          <w:w w:val="95"/>
+          <w:position w:val="14"/>
+        </w:rPr>
+        <w:t xml:space="preserve"> </w:t>
+      </w:r>
+      <w:r>
+        <w:rPr>
+          <w:rFonts w:ascii="Arial"/>
+          <w:b/>
+          <w:spacing w:val="-2"/>
+          <w:w w:val="95"/>
+          <w:position w:val="14"/>
+        </w:rPr>
+        <w:t>${</w:t>
+      </w:r>
+      <w:proofErr w:type="spellStart"/>
+      <w:r>
+        <w:rPr>
+          <w:rFonts w:ascii="Arial"/>
+          <w:b/>
+          <w:spacing w:val="-2"/>
+          <w:w w:val="95"/>
+          <w:position w:val="14"/>
+        </w:rPr>
+        <w:t>middlename</w:t>
+      </w:r>
+      <w:proofErr w:type="spellEnd"/>
+      <w:r>
+        <w:rPr>
+          <w:rFonts w:ascii="Arial"/>
+          <w:b/>
+          <w:spacing w:val="-2"/>
+          <w:w w:val="95"/>
+          <w:position w:val="14"/>
+        </w:rPr>
+        <w:t>}</w:t>
+      </w:r>
+      <w:r>
+        <w:rPr>
+          <w:rFonts w:ascii="Arial"/>
+          <w:b/>
+          <w:spacing w:val="-2"/>
+          <w:w w:val="95"/>
+          <w:position w:val="14"/>
+          <w:sz w:val="17"/>
+        </w:rPr>
+        <w:tab/>
+      </w:r>
+      <w:r>
+        <w:rPr>
+          <w:w w:val="85"/>
+        </w:rPr>
+        <w:t>(If</w:t>
+      </w:r>
+      <w:r>
+        <w:rPr>
+          <w:spacing w:val="-10"/>
+        </w:rPr>
+        <w:t xml:space="preserve"> </w:t>
+      </w:r>
+      <w:r>
+        <w:rPr>
+          <w:w w:val="85"/>
+        </w:rPr>
+        <w:t>married</w:t>
+      </w:r>
+      <w:r>
+        <w:rPr>
+          <w:spacing w:val="-7"/>
+        </w:rPr>
+        <w:t xml:space="preserve"> </w:t>
+      </w:r>
+      <w:r>
+        <w:rPr>
+          <w:w w:val="85"/>
+        </w:rPr>
+        <w:t>woman,</w:t>
+      </w:r>
+      <w:r>
+        <w:rPr>
+          <w:spacing w:val="-7"/>
+        </w:rPr>
+        <w:t xml:space="preserve"> </w:t>
+      </w:r>
+      <w:r>
+        <w:rPr>
+          <w:w w:val="85"/>
+        </w:rPr>
+        <w:t>give</w:t>
+      </w:r>
+      <w:r>
+        <w:rPr>
+          <w:spacing w:val="-8"/>
+        </w:rPr>
+        <w:t xml:space="preserve"> </w:t>
+      </w:r>
+      <w:r>
+        <w:rPr>
+          <w:w w:val="85"/>
+        </w:rPr>
+        <w:t>also</w:t>
+      </w:r>
+      <w:r>
+        <w:rPr>
+          <w:spacing w:val="-7"/>
+        </w:rPr>
+        <w:t xml:space="preserve"> </w:t>
+      </w:r>
+      <w:r>
+        <w:rPr>
+          <w:w w:val="85"/>
+        </w:rPr>
+        <w:t>full</w:t>
+      </w:r>
+      <w:r>
+        <w:rPr>
+          <w:spacing w:val="-7"/>
+        </w:rPr>
+        <w:t xml:space="preserve"> </w:t>
+      </w:r>
+      <w:r>
+        <w:rPr>
+          <w:w w:val="85"/>
+        </w:rPr>
+        <w:t>maiden</w:t>
+      </w:r>
+      <w:r>
+        <w:rPr>
+          <w:spacing w:val="-7"/>
+        </w:rPr>
+        <w:t xml:space="preserve"> </w:t>
+      </w:r>
+      <w:r>
+        <w:rPr>
+          <w:spacing w:val="-2"/>
+          <w:w w:val="85"/>
+        </w:rPr>
+        <w:t>name)</w:t>
+      </w:r>
+    </w:p>
+    <w:p>
+      <w:pPr>
+        <w:pStyle w:val="BodyText"/>
+        <w:tabs>
+          <w:tab w:val="left" w:pos="7290"/>
+        </w:tabs>
+      </w:pPr>
+      <w:r>
+        <w:rPr>
+          <w:noProof/>
+        </w:rPr>
+        <mc:AlternateContent>
+          <mc:Choice Requires="wps">
+            <w:drawing>
+              <wp:anchor distT="45720" distB="45720" distL="114300" distR="114300" simplePos="0" relativeHeight="487340544" behindDoc="1" locked="0" layoutInCell="1" allowOverlap="1" wp14:anchorId="73B5B647" wp14:editId="1A6C2D0D">
+                <wp:simplePos x="0" y="0"/>
+                <wp:positionH relativeFrom="column">
+                  <wp:posOffset>2743200</wp:posOffset>
+                </wp:positionH>
+                <wp:positionV relativeFrom="paragraph">
+                  <wp:posOffset>5080</wp:posOffset>
+                </wp:positionV>
+                <wp:extent cx="4754880" cy="342900"/>
                 <wp:effectExtent l="0" t="0" r="0" b="0"/>
                 <wp:wrapNone/>
-                <wp:docPr id="2" name="Textbox 2"/>
+                <wp:docPr id="6" name="Text Box 2"/>
                 <wp:cNvGraphicFramePr>
                   <a:graphicFrameLocks xmlns:a="http://schemas.openxmlformats.org/drawingml/2006/main"/>
                 </wp:cNvGraphicFramePr>
@@ -525,170 +1035,402 @@
                   <a:graphicData uri="http://schemas.microsoft.com/office/word/2010/wordprocessingShape">
                     <wps:wsp>
                       <wps:cNvSpPr txBox="1">
-                        <a:spLocks/>
+                        <a:spLocks noChangeArrowheads="1"/>
                       </wps:cNvSpPr>
-                      <wps:spPr>
+                      <wps:spPr bwMode="auto">
                         <a:xfrm>
                           <a:off x="0" y="0"/>
-                          <a:ext cx="2842895" cy="118745"/>
+                          <a:ext cx="4754880" cy="342900"/>
                         </a:xfrm>
                         <a:prstGeom prst="rect">
                           <a:avLst/>
                         </a:prstGeom>
+                        <a:noFill/>
+                        <a:ln w="9525">
+                          <a:noFill/>
+                          <a:miter lim="800000"/>
+                          <a:headEnd/>
+                          <a:tailEnd/>
+                        </a:ln>
                       </wps:spPr>
                       <wps:txbx>
                         <w:txbxContent>
                           <w:p>
                             <w:pPr>
-                              <w:tabs>
-                                <w:tab w:val="left" w:pos="1644"/>
-                                <w:tab w:val="left" w:pos="3750"/>
-                              </w:tabs>
-                              <w:spacing w:before="4"/>
-                              <w:rPr>
-                                <w:sz w:val="15"/>
-                              </w:rPr>
+                              <w:pStyle w:val="BodyText"/>
+                              <w:spacing w:before="186"/>
+                              <w:ind w:left="453"/>
                             </w:pPr>
                             <w:r>
                               <w:rPr>
-                                <w:spacing w:val="-2"/>
-                                <w:w w:val="90"/>
-                                <w:position w:val="1"/>
-                                <w:sz w:val="15"/>
+                                <w:w w:val="85"/>
                               </w:rPr>
-                              <w:t>(Surname)</w:t>
+                              <w:t>(Data</w:t>
                             </w:r>
                             <w:r>
                               <w:rPr>
-                                <w:position w:val="1"/>
-                                <w:sz w:val="15"/>
-                              </w:rPr>
-                              <w:tab/>
-                            </w:r>
-                            <w:r>
-                              <w:rPr>
-                                <w:spacing w:val="-2"/>
-                                <w:w w:val="90"/>
-                                <w:sz w:val="15"/>
-                              </w:rPr>
-                              <w:t>(Name)</w:t>
-                            </w:r>
-                            <w:r>
-                              <w:rPr>
-                                <w:sz w:val="15"/>
-                              </w:rPr>
-                              <w:tab/>
-                            </w:r>
-                            <w:r>
-                              <w:rPr>
-                                <w:w w:val="80"/>
-                                <w:sz w:val="15"/>
-                              </w:rPr>
-                              <w:t>Middle</w:t>
-                            </w:r>
-                            <w:r>
-                              <w:rPr>
-                                <w:spacing w:val="-6"/>
-                                <w:sz w:val="15"/>
+                                <w:spacing w:val="-1"/>
+                                <w:w w:val="85"/>
                               </w:rPr>
                               <w:t xml:space="preserve"> </w:t>
                             </w:r>
                             <w:r>
                               <w:rPr>
-                                <w:spacing w:val="-5"/>
                                 <w:w w:val="85"/>
-                                <w:sz w:val="15"/>
                               </w:rPr>
-                              <w:t>Name</w:t>
+                              <w:t>herein</w:t>
+                            </w:r>
+                            <w:r>
+                              <w:rPr>
+                                <w:spacing w:val="-7"/>
+                              </w:rPr>
+                              <w:t xml:space="preserve"> </w:t>
+                            </w:r>
+                            <w:r>
+                              <w:rPr>
+                                <w:w w:val="85"/>
+                              </w:rPr>
+                              <w:t>should</w:t>
+                            </w:r>
+                            <w:r>
+                              <w:rPr>
+                                <w:spacing w:val="-8"/>
+                              </w:rPr>
+                              <w:t xml:space="preserve"> </w:t>
+                            </w:r>
+                            <w:r>
+                              <w:rPr>
+                                <w:w w:val="85"/>
+                              </w:rPr>
+                              <w:t>be</w:t>
+                            </w:r>
+                            <w:r>
+                              <w:rPr>
+                                <w:spacing w:val="-7"/>
+                              </w:rPr>
+                              <w:t xml:space="preserve"> </w:t>
+                            </w:r>
+                            <w:r>
+                              <w:rPr>
+                                <w:w w:val="85"/>
+                              </w:rPr>
+                              <w:t>checked</w:t>
+                            </w:r>
+                            <w:r>
+                              <w:rPr>
+                                <w:spacing w:val="-1"/>
+                                <w:w w:val="85"/>
+                              </w:rPr>
+                              <w:t xml:space="preserve"> </w:t>
+                            </w:r>
+                            <w:r>
+                              <w:rPr>
+                                <w:w w:val="85"/>
+                              </w:rPr>
+                              <w:t>from</w:t>
+                            </w:r>
+                            <w:r>
+                              <w:rPr>
+                                <w:spacing w:val="-6"/>
+                              </w:rPr>
+                              <w:t xml:space="preserve"> </w:t>
+                            </w:r>
+                            <w:r>
+                              <w:rPr>
+                                <w:w w:val="85"/>
+                              </w:rPr>
+                              <w:t>birth</w:t>
+                            </w:r>
+                            <w:r>
+                              <w:rPr>
+                                <w:spacing w:val="-8"/>
+                              </w:rPr>
+                              <w:t xml:space="preserve"> </w:t>
+                            </w:r>
+                            <w:r>
+                              <w:rPr>
+                                <w:w w:val="85"/>
+                              </w:rPr>
+                              <w:t>or</w:t>
+                            </w:r>
+                            <w:r>
+                              <w:rPr>
+                                <w:spacing w:val="-7"/>
+                              </w:rPr>
+                              <w:t xml:space="preserve"> </w:t>
+                            </w:r>
+                            <w:r>
+                              <w:rPr>
+                                <w:w w:val="85"/>
+                              </w:rPr>
+                              <w:t>baptismal</w:t>
+                            </w:r>
+                            <w:r>
+                              <w:rPr>
+                                <w:spacing w:val="-1"/>
+                                <w:w w:val="85"/>
+                              </w:rPr>
+                              <w:t xml:space="preserve"> </w:t>
+                            </w:r>
+                            <w:r>
+                              <w:rPr>
+                                <w:w w:val="85"/>
+                              </w:rPr>
+                              <w:t>certificate</w:t>
+                            </w:r>
+                            <w:r>
+                              <w:rPr>
+                                <w:spacing w:val="-7"/>
+                              </w:rPr>
+                              <w:t xml:space="preserve"> </w:t>
+                            </w:r>
+                            <w:r>
+                              <w:rPr>
+                                <w:w w:val="85"/>
+                              </w:rPr>
+                              <w:t>or</w:t>
+                            </w:r>
+                            <w:r>
+                              <w:rPr>
+                                <w:spacing w:val="-8"/>
+                              </w:rPr>
+                              <w:t xml:space="preserve"> </w:t>
+                            </w:r>
+                            <w:r>
+                              <w:rPr>
+                                <w:w w:val="85"/>
+                              </w:rPr>
+                              <w:t>other</w:t>
+                            </w:r>
+                            <w:r>
+                              <w:rPr>
+                                <w:spacing w:val="-7"/>
+                              </w:rPr>
+                              <w:t xml:space="preserve"> </w:t>
+                            </w:r>
+                            <w:r>
+                              <w:rPr>
+                                <w:w w:val="85"/>
+                              </w:rPr>
+                              <w:t>reliable</w:t>
+                            </w:r>
+                            <w:r>
+                              <w:rPr>
+                                <w:spacing w:val="-8"/>
+                              </w:rPr>
+                              <w:t xml:space="preserve"> </w:t>
+                            </w:r>
+                            <w:r>
+                              <w:rPr>
+                                <w:spacing w:val="-2"/>
+                                <w:w w:val="85"/>
+                              </w:rPr>
+                              <w:t>documents)</w:t>
                             </w:r>
                           </w:p>
+                          <w:p/>
                         </w:txbxContent>
                       </wps:txbx>
-                      <wps:bodyPr wrap="square" lIns="0" tIns="0" rIns="0" bIns="0" rtlCol="0">
+                      <wps:bodyPr rot="0" vert="horz" wrap="square" lIns="91440" tIns="45720" rIns="91440" bIns="45720" anchor="t" anchorCtr="0">
                         <a:noAutofit/>
                       </wps:bodyPr>
                     </wps:wsp>
                   </a:graphicData>
                 </a:graphic>
+                <wp14:sizeRelH relativeFrom="margin">
+                  <wp14:pctWidth>0</wp14:pctWidth>
+                </wp14:sizeRelH>
+                <wp14:sizeRelV relativeFrom="margin">
+                  <wp14:pctHeight>0</wp14:pctHeight>
+                </wp14:sizeRelV>
               </wp:anchor>
             </w:drawing>
           </mc:Choice>
           <mc:Fallback>
             <w:pict>
-              <v:shapetype w14:anchorId="74A79D35" id="_x0000_t202" coordsize="21600,21600" o:spt="202" path="m,l,21600r21600,l21600,xe">
+              <v:shapetype w14:anchorId="73B5B647" id="_x0000_t202" coordsize="21600,21600" o:spt="202" path="m,l,21600r21600,l21600,xe">
                 <v:stroke joinstyle="miter"/>
                 <v:path gradientshapeok="t" o:connecttype="rect"/>
               </v:shapetype>
-              <v:shape id="Textbox 2" o:spid="_x0000_s1026" type="#_x0000_t202" style="position:absolute;left:0;text-align:left;margin-left:97.85pt;margin-top:10.25pt;width:223.85pt;height:9.35pt;z-index:-15981568;visibility:visible;mso-wrap-style:square;mso-wrap-distance-left:0;mso-wrap-distance-top:0;mso-wrap-distance-right:0;mso-wrap-distance-bottom:0;mso-position-horizontal:absolute;mso-position-horizontal-relative:page;mso-position-vertical:absolute;mso-position-vertical-relative:text;v-text-anchor:top" o:gfxdata="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" filled="f" stroked="f">
-                <v:textbox inset="0,0,0,0">
+              <v:shape id="Text Box 2" o:spid="_x0000_s1026" type="#_x0000_t202" style="position:absolute;margin-left:3in;margin-top:.4pt;width:374.4pt;height:27pt;z-index:-15975936;visibility:visible;mso-wrap-style:square;mso-width-percent:0;mso-height-percent:0;mso-wrap-distance-left:9pt;mso-wrap-distance-top:3.6pt;mso-wrap-distance-right:9pt;mso-wrap-distance-bottom:3.6pt;mso-position-horizontal:absolute;mso-position-horizontal-relative:text;mso-position-vertical:absolute;mso-position-vertical-relative:text;mso-width-percent:0;mso-height-percent:0;mso-width-relative:margin;mso-height-relative:margin;v-text-anchor:top" o:gfxdata="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" filled="f" stroked="f">
+                <v:textbox>
                   <w:txbxContent>
                     <w:p>
                       <w:pPr>
-                        <w:tabs>
-                          <w:tab w:val="left" w:pos="1644"/>
-                          <w:tab w:val="left" w:pos="3750"/>
-                        </w:tabs>
-                        <w:spacing w:before="4"/>
-                        <w:rPr>
-                          <w:sz w:val="15"/>
-                        </w:rPr>
+                        <w:pStyle w:val="BodyText"/>
+                        <w:spacing w:before="186"/>
+                        <w:ind w:left="453"/>
                       </w:pPr>
                       <w:r>
                         <w:rPr>
-                          <w:spacing w:val="-2"/>
-                          <w:w w:val="90"/>
-                          <w:position w:val="1"/>
-                          <w:sz w:val="15"/>
+                          <w:w w:val="85"/>
                         </w:rPr>
-                        <w:t>(Surname)</w:t>
+                        <w:t>(Data</w:t>
                       </w:r>
                       <w:r>
                         <w:rPr>
-                          <w:position w:val="1"/>
-                          <w:sz w:val="15"/>
-                        </w:rPr>
-                        <w:tab/>
-                      </w:r>
-                      <w:r>
-                        <w:rPr>
-                          <w:spacing w:val="-2"/>
-                          <w:w w:val="90"/>
-                          <w:sz w:val="15"/>
-                        </w:rPr>
-                        <w:t>(Name)</w:t>
-                      </w:r>
-                      <w:r>
-                        <w:rPr>
-                          <w:sz w:val="15"/>
-                        </w:rPr>
-                        <w:tab/>
-                      </w:r>
-                      <w:r>
-                        <w:rPr>
-                          <w:w w:val="80"/>
-                          <w:sz w:val="15"/>
-                        </w:rPr>
-                        <w:t>Middle</w:t>
-                      </w:r>
-                      <w:r>
-                        <w:rPr>
-                          <w:spacing w:val="-6"/>
-                          <w:sz w:val="15"/>
+                          <w:spacing w:val="-1"/>
+                          <w:w w:val="85"/>
                         </w:rPr>
                         <w:t xml:space="preserve"> </w:t>
                       </w:r>
                       <w:r>
                         <w:rPr>
-                          <w:spacing w:val="-5"/>
                           <w:w w:val="85"/>
-                          <w:sz w:val="15"/>
                         </w:rPr>
-                        <w:t>Name</w:t>
+                        <w:t>herein</w:t>
+                      </w:r>
+                      <w:r>
+                        <w:rPr>
+                          <w:spacing w:val="-7"/>
+                        </w:rPr>
+                        <w:t xml:space="preserve"> </w:t>
+                      </w:r>
+                      <w:r>
+                        <w:rPr>
+                          <w:w w:val="85"/>
+                        </w:rPr>
+                        <w:t>should</w:t>
+                      </w:r>
+                      <w:r>
+                        <w:rPr>
+                          <w:spacing w:val="-8"/>
+                        </w:rPr>
+                        <w:t xml:space="preserve"> </w:t>
+                      </w:r>
+                      <w:r>
+                        <w:rPr>
+                          <w:w w:val="85"/>
+                        </w:rPr>
+                        <w:t>be</w:t>
+                      </w:r>
+                      <w:r>
+                        <w:rPr>
+                          <w:spacing w:val="-7"/>
+                        </w:rPr>
+                        <w:t xml:space="preserve"> </w:t>
+                      </w:r>
+                      <w:r>
+                        <w:rPr>
+                          <w:w w:val="85"/>
+                        </w:rPr>
+                        <w:t>checked</w:t>
+                      </w:r>
+                      <w:r>
+                        <w:rPr>
+                          <w:spacing w:val="-1"/>
+                          <w:w w:val="85"/>
+                        </w:rPr>
+                        <w:t xml:space="preserve"> </w:t>
+                      </w:r>
+                      <w:r>
+                        <w:rPr>
+                          <w:w w:val="85"/>
+                        </w:rPr>
+                        <w:t>from</w:t>
+                      </w:r>
+                      <w:r>
+                        <w:rPr>
+                          <w:spacing w:val="-6"/>
+                        </w:rPr>
+                        <w:t xml:space="preserve"> </w:t>
+                      </w:r>
+                      <w:r>
+                        <w:rPr>
+                          <w:w w:val="85"/>
+                        </w:rPr>
+                        <w:t>birth</w:t>
+                      </w:r>
+                      <w:r>
+                        <w:rPr>
+                          <w:spacing w:val="-8"/>
+                        </w:rPr>
+                        <w:t xml:space="preserve"> </w:t>
+                      </w:r>
+                      <w:r>
+                        <w:rPr>
+                          <w:w w:val="85"/>
+                        </w:rPr>
+                        <w:t>or</w:t>
+                      </w:r>
+                      <w:r>
+                        <w:rPr>
+                          <w:spacing w:val="-7"/>
+                        </w:rPr>
+                        <w:t xml:space="preserve"> </w:t>
+                      </w:r>
+                      <w:r>
+                        <w:rPr>
+                          <w:w w:val="85"/>
+                        </w:rPr>
+                        <w:t>baptismal</w:t>
+                      </w:r>
+                      <w:r>
+                        <w:rPr>
+                          <w:spacing w:val="-1"/>
+                          <w:w w:val="85"/>
+                        </w:rPr>
+                        <w:t xml:space="preserve"> </w:t>
+                      </w:r>
+                      <w:r>
+                        <w:rPr>
+                          <w:w w:val="85"/>
+                        </w:rPr>
+                        <w:t>certificate</w:t>
+                      </w:r>
+                      <w:r>
+                        <w:rPr>
+                          <w:spacing w:val="-7"/>
+                        </w:rPr>
+                        <w:t xml:space="preserve"> </w:t>
+                      </w:r>
+                      <w:r>
+                        <w:rPr>
+                          <w:w w:val="85"/>
+                        </w:rPr>
+                        <w:t>or</w:t>
+                      </w:r>
+                      <w:r>
+                        <w:rPr>
+                          <w:spacing w:val="-8"/>
+                        </w:rPr>
+                        <w:t xml:space="preserve"> </w:t>
+                      </w:r>
+                      <w:r>
+                        <w:rPr>
+                          <w:w w:val="85"/>
+                        </w:rPr>
+                        <w:t>other</w:t>
+                      </w:r>
+                      <w:r>
+                        <w:rPr>
+                          <w:spacing w:val="-7"/>
+                        </w:rPr>
+                        <w:t xml:space="preserve"> </w:t>
+                      </w:r>
+                      <w:r>
+                        <w:rPr>
+                          <w:w w:val="85"/>
+                        </w:rPr>
+                        <w:t>reliable</w:t>
+                      </w:r>
+                      <w:r>
+                        <w:rPr>
+                          <w:spacing w:val="-8"/>
+                        </w:rPr>
+                        <w:t xml:space="preserve"> </w:t>
+                      </w:r>
+                      <w:r>
+                        <w:rPr>
+                          <w:spacing w:val="-2"/>
+                          <w:w w:val="85"/>
+                        </w:rPr>
+                        <w:t>documents)</w:t>
                       </w:r>
                     </w:p>
+                    <w:p/>
                   </w:txbxContent>
                 </v:textbox>
-                <w10:wrap anchorx="page"/>
               </v:shape>
             </w:pict>
           </mc:Fallback>
@@ -696,51 +1438,97 @@
       </w:r>
       <w:r>
         <w:rPr>
-          <w:noProof/>
-        </w:rPr>
-        <w:drawing>
-          <wp:anchor distT="0" distB="0" distL="0" distR="0" simplePos="0" relativeHeight="487335424" behindDoc="1" locked="0" layoutInCell="1" allowOverlap="1" wp14:anchorId="03C75180" wp14:editId="108E531A">
-            <wp:simplePos x="0" y="0"/>
-            <wp:positionH relativeFrom="page">
-              <wp:posOffset>1130530</wp:posOffset>
-            </wp:positionH>
-            <wp:positionV relativeFrom="paragraph">
-              <wp:posOffset>97941</wp:posOffset>
-            </wp:positionV>
-            <wp:extent cx="3200400" cy="137159"/>
-            <wp:effectExtent l="0" t="0" r="0" b="0"/>
-            <wp:wrapNone/>
-            <wp:docPr id="3" name="Image 3"/>
-            <wp:cNvGraphicFramePr>
-              <a:graphicFrameLocks xmlns:a="http://schemas.openxmlformats.org/drawingml/2006/main"/>
-            </wp:cNvGraphicFramePr>
-            <a:graphic xmlns:a="http://schemas.openxmlformats.org/drawingml/2006/main">
-              <a:graphicData uri="http://schemas.openxmlformats.org/drawingml/2006/picture">
-                <pic:pic xmlns:pic="http://schemas.openxmlformats.org/drawingml/2006/picture">
-                  <pic:nvPicPr>
-                    <pic:cNvPr id="3" name="Image 3"/>
-                    <pic:cNvPicPr/>
-                  </pic:nvPicPr>
-                  <pic:blipFill>
-                    <a:blip r:embed="rId6" cstate="print"/>
-                    <a:stretch>
-                      <a:fillRect/>
-                    </a:stretch>
-                  </pic:blipFill>
-                  <pic:spPr>
-                    <a:xfrm>
-                      <a:off x="0" y="0"/>
-                      <a:ext cx="3200400" cy="137159"/>
-                    </a:xfrm>
-                    <a:prstGeom prst="rect">
-                      <a:avLst/>
-                    </a:prstGeom>
-                  </pic:spPr>
-                </pic:pic>
-              </a:graphicData>
-            </a:graphic>
-          </wp:anchor>
-        </w:drawing>
+          <w:spacing w:val="-2"/>
+          <w:w w:val="85"/>
+        </w:rPr>
+        <w:t xml:space="preserve">                                  </w:t>
+      </w:r>
+      <w:r>
+        <w:rPr>
+          <w:spacing w:val="-2"/>
+          <w:w w:val="85"/>
+          <w:sz w:val="12"/>
+          <w:szCs w:val="12"/>
+        </w:rPr>
+        <w:t>(</w:t>
+      </w:r>
+      <w:proofErr w:type="spellStart"/>
+      <w:proofErr w:type="gramStart"/>
+      <w:r>
+        <w:rPr>
+          <w:spacing w:val="-2"/>
+          <w:w w:val="85"/>
+          <w:sz w:val="12"/>
+          <w:szCs w:val="12"/>
+        </w:rPr>
+        <w:t>lastname</w:t>
+      </w:r>
+      <w:proofErr w:type="spellEnd"/>
+      <w:r>
+        <w:rPr>
+          <w:spacing w:val="-2"/>
+          <w:w w:val="85"/>
+          <w:sz w:val="12"/>
+          <w:szCs w:val="12"/>
+        </w:rPr>
+        <w:t xml:space="preserve">)   </w:t>
+      </w:r>
+      <w:proofErr w:type="gramEnd"/>
+      <w:r>
+        <w:rPr>
+          <w:spacing w:val="-2"/>
+          <w:w w:val="85"/>
+          <w:sz w:val="12"/>
+          <w:szCs w:val="12"/>
+        </w:rPr>
+        <w:t xml:space="preserve">                                      (</w:t>
+      </w:r>
+      <w:proofErr w:type="spellStart"/>
+      <w:r>
+        <w:rPr>
+          <w:spacing w:val="-2"/>
+          <w:w w:val="85"/>
+          <w:sz w:val="12"/>
+          <w:szCs w:val="12"/>
+        </w:rPr>
+        <w:t>firstname</w:t>
+      </w:r>
+      <w:proofErr w:type="spellEnd"/>
+      <w:r>
+        <w:rPr>
+          <w:spacing w:val="-2"/>
+          <w:w w:val="85"/>
+          <w:sz w:val="12"/>
+          <w:szCs w:val="12"/>
+        </w:rPr>
+        <w:t>)                                  (</w:t>
+      </w:r>
+      <w:proofErr w:type="spellStart"/>
+      <w:r>
+        <w:rPr>
+          <w:spacing w:val="-2"/>
+          <w:w w:val="85"/>
+          <w:sz w:val="12"/>
+          <w:szCs w:val="12"/>
+        </w:rPr>
+        <w:t>middlename</w:t>
+      </w:r>
+      <w:proofErr w:type="spellEnd"/>
+      <w:r>
+        <w:rPr>
+          <w:spacing w:val="-2"/>
+          <w:w w:val="85"/>
+          <w:sz w:val="12"/>
+          <w:szCs w:val="12"/>
+        </w:rPr>
+        <w:t>)</w:t>
+      </w:r>
+      <w:r>
+        <w:rPr>
+          <w:spacing w:val="-2"/>
+          <w:w w:val="85"/>
+        </w:rPr>
+        <w:tab/>
       </w:r>
       <w:r>
         <w:rPr>
@@ -751,291 +1539,16 @@
           <w:position w:val="14"/>
           <w:sz w:val="19"/>
         </w:rPr>
-        <w:t>NAME</w:t>
-      </w:r>
-      <w:r>
-        <w:rPr>
-          <w:rFonts w:ascii="Arial"/>
-          <w:b/>
-          <w:spacing w:val="-2"/>
-          <w:w w:val="95"/>
+        <w:t xml:space="preserve">                   </w:t>
+      </w:r>
+      <w:r>
+        <w:rPr>
+          <w:rFonts w:ascii="Arial"/>
+          <w:b/>
           <w:position w:val="14"/>
           <w:sz w:val="17"/>
         </w:rPr>
-        <w:t>:</w:t>
-      </w:r>
-      <w:r>
-        <w:rPr>
-          <w:rFonts w:ascii="Arial"/>
-          <w:b/>
-          <w:spacing w:val="-2"/>
-          <w:w w:val="95"/>
-          <w:position w:val="14"/>
-          <w:sz w:val="17"/>
-        </w:rPr>
-        <w:t xml:space="preserve"> </w:t>
-      </w:r>
-      <w:r>
-        <w:rPr>
-          <w:rFonts w:ascii="Arial"/>
-          <w:b/>
-          <w:spacing w:val="-2"/>
-          <w:w w:val="95"/>
-          <w:position w:val="14"/>
-          <w:sz w:val="17"/>
-        </w:rPr>
-        <w:t xml:space="preserve">  </w:t>
-      </w:r>
-      <w:r>
-        <w:rPr>
-          <w:rFonts w:ascii="Arial"/>
-          <w:b/>
-          <w:spacing w:val="-2"/>
-          <w:w w:val="95"/>
-          <w:position w:val="14"/>
-          <w:sz w:val="17"/>
-        </w:rPr>
-        <w:t xml:space="preserve">    </w:t>
-      </w:r>
-      <w:r>
-        <w:rPr>
-          <w:rFonts w:ascii="Arial"/>
-          <w:b/>
-          <w:spacing w:val="-2"/>
-          <w:w w:val="95"/>
-          <w:position w:val="14"/>
-          <w:sz w:val="17"/>
-        </w:rPr>
-        <w:t>${</w:t>
-      </w:r>
-      <w:proofErr w:type="spellStart"/>
-      <w:proofErr w:type="gramStart"/>
-      <w:r>
-        <w:rPr>
-          <w:rFonts w:ascii="Arial"/>
-          <w:b/>
-          <w:spacing w:val="-2"/>
-          <w:w w:val="95"/>
-          <w:position w:val="14"/>
-          <w:sz w:val="17"/>
-        </w:rPr>
-        <w:t>lastname</w:t>
-      </w:r>
-      <w:proofErr w:type="spellEnd"/>
-      <w:r>
-        <w:rPr>
-          <w:rFonts w:ascii="Arial"/>
-          <w:b/>
-          <w:spacing w:val="-2"/>
-          <w:w w:val="95"/>
-          <w:position w:val="14"/>
-          <w:sz w:val="17"/>
-        </w:rPr>
-        <w:t xml:space="preserve">}   </w:t>
-      </w:r>
-      <w:proofErr w:type="gramEnd"/>
-      <w:r>
-        <w:rPr>
-          <w:rFonts w:ascii="Arial"/>
-          <w:b/>
-          <w:spacing w:val="-2"/>
-          <w:w w:val="95"/>
-          <w:position w:val="14"/>
-          <w:sz w:val="17"/>
-        </w:rPr>
-        <w:t xml:space="preserve">               </w:t>
-      </w:r>
-      <w:r>
-        <w:rPr>
-          <w:rFonts w:ascii="Arial"/>
-          <w:b/>
-          <w:spacing w:val="-2"/>
-          <w:w w:val="95"/>
-          <w:position w:val="14"/>
-          <w:sz w:val="17"/>
-        </w:rPr>
-        <w:t xml:space="preserve">  </w:t>
-      </w:r>
-      <w:r>
-        <w:rPr>
-          <w:rFonts w:ascii="Arial"/>
-          <w:b/>
-          <w:spacing w:val="-2"/>
-          <w:w w:val="95"/>
-          <w:position w:val="14"/>
-          <w:sz w:val="17"/>
-        </w:rPr>
-        <w:t>${</w:t>
-      </w:r>
-      <w:proofErr w:type="spellStart"/>
-      <w:r>
-        <w:rPr>
-          <w:rFonts w:ascii="Arial"/>
-          <w:b/>
-          <w:spacing w:val="-2"/>
-          <w:w w:val="95"/>
-          <w:position w:val="14"/>
-          <w:sz w:val="17"/>
-        </w:rPr>
-        <w:t>firstname</w:t>
-      </w:r>
-      <w:proofErr w:type="spellEnd"/>
-      <w:r>
-        <w:rPr>
-          <w:rFonts w:ascii="Arial"/>
-          <w:b/>
-          <w:spacing w:val="-2"/>
-          <w:w w:val="95"/>
-          <w:position w:val="14"/>
-          <w:sz w:val="17"/>
-        </w:rPr>
-        <w:t xml:space="preserve">}               </w:t>
-      </w:r>
-      <w:r>
-        <w:rPr>
-          <w:rFonts w:ascii="Arial"/>
-          <w:b/>
-          <w:spacing w:val="-2"/>
-          <w:w w:val="95"/>
-          <w:position w:val="14"/>
-          <w:sz w:val="17"/>
-        </w:rPr>
-        <w:t xml:space="preserve">      </w:t>
-      </w:r>
-      <w:r>
-        <w:rPr>
-          <w:rFonts w:ascii="Arial"/>
-          <w:b/>
-          <w:spacing w:val="-2"/>
-          <w:w w:val="95"/>
-          <w:position w:val="14"/>
-          <w:sz w:val="17"/>
-        </w:rPr>
-        <w:t xml:space="preserve">  ${</w:t>
-      </w:r>
-      <w:proofErr w:type="spellStart"/>
-      <w:r>
-        <w:rPr>
-          <w:rFonts w:ascii="Arial"/>
-          <w:b/>
-          <w:spacing w:val="-2"/>
-          <w:w w:val="95"/>
-          <w:position w:val="14"/>
-          <w:sz w:val="17"/>
-        </w:rPr>
-        <w:t>middlename</w:t>
-      </w:r>
-      <w:proofErr w:type="spellEnd"/>
-      <w:r>
-        <w:rPr>
-          <w:rFonts w:ascii="Arial"/>
-          <w:b/>
-          <w:spacing w:val="-2"/>
-          <w:w w:val="95"/>
-          <w:position w:val="14"/>
-          <w:sz w:val="17"/>
-        </w:rPr>
-        <w:t>}</w:t>
-      </w:r>
-      <w:r>
-        <w:rPr>
-          <w:rFonts w:ascii="Arial"/>
-          <w:b/>
-          <w:position w:val="14"/>
-          <w:sz w:val="17"/>
-        </w:rPr>
         <w:tab/>
-      </w:r>
-      <w:r>
-        <w:rPr>
-          <w:w w:val="85"/>
-        </w:rPr>
-        <w:t>(If</w:t>
-      </w:r>
-      <w:r>
-        <w:rPr>
-          <w:spacing w:val="-10"/>
-        </w:rPr>
-        <w:t xml:space="preserve"> </w:t>
-      </w:r>
-      <w:r>
-        <w:rPr>
-          <w:w w:val="85"/>
-        </w:rPr>
-        <w:t>married</w:t>
-      </w:r>
-      <w:r>
-        <w:rPr>
-          <w:spacing w:val="-7"/>
-        </w:rPr>
-        <w:t xml:space="preserve"> </w:t>
-      </w:r>
-      <w:r>
-        <w:rPr>
-          <w:w w:val="85"/>
-        </w:rPr>
-        <w:t>woman,</w:t>
-      </w:r>
-      <w:r>
-        <w:rPr>
-          <w:spacing w:val="-7"/>
-        </w:rPr>
-        <w:t xml:space="preserve"> </w:t>
-      </w:r>
-      <w:r>
-        <w:rPr>
-          <w:w w:val="85"/>
-        </w:rPr>
-        <w:t>give</w:t>
-      </w:r>
-      <w:r>
-        <w:rPr>
-          <w:spacing w:val="-8"/>
-        </w:rPr>
-        <w:t xml:space="preserve"> </w:t>
-      </w:r>
-      <w:r>
-        <w:rPr>
-          <w:w w:val="85"/>
-        </w:rPr>
-        <w:t>also</w:t>
-      </w:r>
-      <w:r>
-        <w:rPr>
-          <w:spacing w:val="-7"/>
-        </w:rPr>
-        <w:t xml:space="preserve"> </w:t>
-      </w:r>
-      <w:r>
-        <w:rPr>
-          <w:w w:val="85"/>
-        </w:rPr>
-        <w:t>full</w:t>
-      </w:r>
-      <w:r>
-        <w:rPr>
-          <w:spacing w:val="-7"/>
-        </w:rPr>
-        <w:t xml:space="preserve"> </w:t>
-      </w:r>
-      <w:r>
-        <w:rPr>
-          <w:w w:val="85"/>
-        </w:rPr>
-        <w:t>maiden</w:t>
-      </w:r>
-      <w:r>
-        <w:rPr>
-          <w:spacing w:val="-7"/>
-        </w:rPr>
-        <w:t xml:space="preserve"> </w:t>
-      </w:r>
-      <w:r>
-        <w:rPr>
-          <w:spacing w:val="-2"/>
-          <w:w w:val="85"/>
-        </w:rPr>
-        <w:t>name)</w:t>
       </w:r>
     </w:p>
     <w:p>
@@ -1054,54 +1567,6 @@
         <w:pStyle w:val="Heading1"/>
         <w:spacing w:before="60"/>
       </w:pPr>
-      <w:r>
-        <w:rPr>
-          <w:noProof/>
-        </w:rPr>
-        <w:drawing>
-          <wp:anchor distT="0" distB="0" distL="0" distR="0" simplePos="0" relativeHeight="487336448" behindDoc="1" locked="0" layoutInCell="1" allowOverlap="1" wp14:anchorId="3F16B761" wp14:editId="6585E126">
-            <wp:simplePos x="0" y="0"/>
-            <wp:positionH relativeFrom="page">
-              <wp:posOffset>1097280</wp:posOffset>
-            </wp:positionH>
-            <wp:positionV relativeFrom="paragraph">
-              <wp:posOffset>145971</wp:posOffset>
-            </wp:positionV>
-            <wp:extent cx="1325880" cy="137159"/>
-            <wp:effectExtent l="0" t="0" r="0" b="0"/>
-            <wp:wrapNone/>
-            <wp:docPr id="4" name="Image 4"/>
-            <wp:cNvGraphicFramePr>
-              <a:graphicFrameLocks xmlns:a="http://schemas.openxmlformats.org/drawingml/2006/main"/>
-            </wp:cNvGraphicFramePr>
-            <a:graphic xmlns:a="http://schemas.openxmlformats.org/drawingml/2006/main">
-              <a:graphicData uri="http://schemas.openxmlformats.org/drawingml/2006/picture">
-                <pic:pic xmlns:pic="http://schemas.openxmlformats.org/drawingml/2006/picture">
-                  <pic:nvPicPr>
-                    <pic:cNvPr id="4" name="Image 4"/>
-                    <pic:cNvPicPr/>
-                  </pic:nvPicPr>
-                  <pic:blipFill>
-                    <a:blip r:embed="rId7" cstate="print"/>
-                    <a:stretch>
-                      <a:fillRect/>
-                    </a:stretch>
-                  </pic:blipFill>
-                  <pic:spPr>
-                    <a:xfrm>
-                      <a:off x="0" y="0"/>
-                      <a:ext cx="1325880" cy="137159"/>
-                    </a:xfrm>
-                    <a:prstGeom prst="rect">
-                      <a:avLst/>
-                    </a:prstGeom>
-                  </pic:spPr>
-                </pic:pic>
-              </a:graphicData>
-            </a:graphic>
-          </wp:anchor>
-        </w:drawing>
-      </w:r>
       <w:proofErr w:type="gramStart"/>
       <w:r>
         <w:rPr>
@@ -1130,327 +1595,12 @@
           <w:w w:val="95"/>
         </w:rPr>
         <w:t xml:space="preserve">   ${birth}</w:t>
-      </w:r>
-    </w:p>
-    <w:p>
-      <w:pPr>
-        <w:spacing w:before="116"/>
-        <w:ind w:left="453"/>
-        <w:rPr>
-          <w:rFonts w:ascii="Arial"/>
-          <w:b/>
-          <w:sz w:val="18"/>
-        </w:rPr>
-      </w:pPr>
-      <w:r>
-        <w:rPr>
-          <w:rFonts w:ascii="Arial"/>
-          <w:b/>
-          <w:noProof/>
-          <w:sz w:val="18"/>
-        </w:rPr>
-        <w:drawing>
-          <wp:anchor distT="0" distB="0" distL="0" distR="0" simplePos="0" relativeHeight="487335936" behindDoc="1" locked="0" layoutInCell="1" allowOverlap="1" wp14:anchorId="5C1B51A2" wp14:editId="1F17A419">
-            <wp:simplePos x="0" y="0"/>
-            <wp:positionH relativeFrom="page">
-              <wp:posOffset>1508760</wp:posOffset>
-            </wp:positionH>
-            <wp:positionV relativeFrom="paragraph">
-              <wp:posOffset>159318</wp:posOffset>
-            </wp:positionV>
-            <wp:extent cx="4251960" cy="182879"/>
-            <wp:effectExtent l="0" t="0" r="0" b="0"/>
-            <wp:wrapNone/>
-            <wp:docPr id="5" name="Image 5"/>
-            <wp:cNvGraphicFramePr>
-              <a:graphicFrameLocks xmlns:a="http://schemas.openxmlformats.org/drawingml/2006/main"/>
-            </wp:cNvGraphicFramePr>
-            <a:graphic xmlns:a="http://schemas.openxmlformats.org/drawingml/2006/main">
-              <a:graphicData uri="http://schemas.openxmlformats.org/drawingml/2006/picture">
-                <pic:pic xmlns:pic="http://schemas.openxmlformats.org/drawingml/2006/picture">
-                  <pic:nvPicPr>
-                    <pic:cNvPr id="5" name="Image 5"/>
-                    <pic:cNvPicPr/>
-                  </pic:nvPicPr>
-                  <pic:blipFill>
-                    <a:blip r:embed="rId8" cstate="print"/>
-                    <a:stretch>
-                      <a:fillRect/>
-                    </a:stretch>
-                  </pic:blipFill>
-                  <pic:spPr>
-                    <a:xfrm>
-                      <a:off x="0" y="0"/>
-                      <a:ext cx="4251960" cy="182879"/>
-                    </a:xfrm>
-                    <a:prstGeom prst="rect">
-                      <a:avLst/>
-                    </a:prstGeom>
-                  </pic:spPr>
-                </pic:pic>
-              </a:graphicData>
-            </a:graphic>
-          </wp:anchor>
-        </w:drawing>
-      </w:r>
-      <w:r>
-        <w:rPr>
-          <w:rFonts w:ascii="Arial"/>
-          <w:b/>
-          <w:w w:val="85"/>
-          <w:sz w:val="18"/>
-        </w:rPr>
-        <w:t>PLACE</w:t>
-      </w:r>
-      <w:r>
-        <w:rPr>
-          <w:rFonts w:ascii="Arial"/>
-          <w:b/>
-          <w:spacing w:val="-7"/>
-          <w:sz w:val="18"/>
-        </w:rPr>
-        <w:t xml:space="preserve"> </w:t>
-      </w:r>
-      <w:r>
-        <w:rPr>
-          <w:rFonts w:ascii="Arial"/>
-          <w:b/>
-          <w:w w:val="85"/>
-          <w:sz w:val="18"/>
-        </w:rPr>
-        <w:t>OF</w:t>
-      </w:r>
-      <w:r>
-        <w:rPr>
-          <w:rFonts w:ascii="Arial"/>
-          <w:b/>
-          <w:spacing w:val="-7"/>
-          <w:sz w:val="18"/>
-        </w:rPr>
-        <w:t xml:space="preserve"> </w:t>
-      </w:r>
-      <w:r>
-        <w:rPr>
-          <w:rFonts w:ascii="Arial"/>
-          <w:b/>
-          <w:spacing w:val="-2"/>
-          <w:w w:val="85"/>
-          <w:sz w:val="18"/>
-        </w:rPr>
-        <w:t>BIRTH:</w:t>
-      </w:r>
-      <w:r>
-        <w:rPr>
-          <w:rFonts w:ascii="Arial"/>
-          <w:b/>
-          <w:spacing w:val="-2"/>
-          <w:w w:val="85"/>
-          <w:sz w:val="18"/>
-        </w:rPr>
-        <w:t xml:space="preserve"> ${</w:t>
-      </w:r>
-      <w:proofErr w:type="spellStart"/>
-      <w:r>
-        <w:rPr>
-          <w:rFonts w:ascii="Arial"/>
-          <w:b/>
-          <w:spacing w:val="-2"/>
-          <w:w w:val="85"/>
-          <w:sz w:val="18"/>
-        </w:rPr>
-        <w:t>place_of_birth</w:t>
-      </w:r>
-      <w:proofErr w:type="spellEnd"/>
-      <w:r>
-        <w:rPr>
-          <w:rFonts w:ascii="Arial"/>
-          <w:b/>
-          <w:spacing w:val="-2"/>
-          <w:w w:val="85"/>
-          <w:sz w:val="18"/>
-        </w:rPr>
-        <w:t>}</w:t>
       </w:r>
     </w:p>
     <w:p>
       <w:pPr>
         <w:pStyle w:val="BodyText"/>
         <w:spacing w:before="186"/>
-        <w:ind w:left="453"/>
-      </w:pPr>
-      <w:r>
-        <w:br w:type="column"/>
-      </w:r>
-      <w:r>
-        <w:rPr>
-          <w:w w:val="85"/>
-        </w:rPr>
-        <w:t>(Data</w:t>
-      </w:r>
-      <w:r>
-        <w:rPr>
-          <w:spacing w:val="-1"/>
-          <w:w w:val="85"/>
-        </w:rPr>
-        <w:t xml:space="preserve"> </w:t>
-      </w:r>
-      <w:r>
-        <w:rPr>
-          <w:w w:val="85"/>
-        </w:rPr>
-        <w:t>herein</w:t>
-      </w:r>
-      <w:r>
-        <w:rPr>
-          <w:spacing w:val="-7"/>
-        </w:rPr>
-        <w:t xml:space="preserve"> </w:t>
-      </w:r>
-      <w:r>
-        <w:rPr>
-          <w:w w:val="85"/>
-        </w:rPr>
-        <w:t>should</w:t>
-      </w:r>
-      <w:r>
-        <w:rPr>
-          <w:spacing w:val="-8"/>
-        </w:rPr>
-        <w:t xml:space="preserve"> </w:t>
-      </w:r>
-      <w:r>
-        <w:rPr>
-          <w:w w:val="85"/>
-        </w:rPr>
-        <w:t>be</w:t>
-      </w:r>
-      <w:r>
-        <w:rPr>
-          <w:spacing w:val="-7"/>
-        </w:rPr>
-        <w:t xml:space="preserve"> </w:t>
-      </w:r>
-      <w:r>
-        <w:rPr>
-          <w:w w:val="85"/>
-        </w:rPr>
-        <w:t>checked</w:t>
-      </w:r>
-      <w:r>
-        <w:rPr>
-          <w:spacing w:val="-1"/>
-          <w:w w:val="85"/>
-        </w:rPr>
-        <w:t xml:space="preserve"> </w:t>
-      </w:r>
-      <w:r>
-        <w:rPr>
-          <w:w w:val="85"/>
-        </w:rPr>
-        <w:t>from</w:t>
-      </w:r>
-      <w:r>
-        <w:rPr>
-          <w:spacing w:val="-6"/>
-        </w:rPr>
-        <w:t xml:space="preserve"> </w:t>
-      </w:r>
-      <w:r>
-        <w:rPr>
-          <w:w w:val="85"/>
-        </w:rPr>
-        <w:t>birth</w:t>
-      </w:r>
-      <w:r>
-        <w:rPr>
-          <w:spacing w:val="-8"/>
-        </w:rPr>
-        <w:t xml:space="preserve"> </w:t>
-      </w:r>
-      <w:r>
-        <w:rPr>
-          <w:w w:val="85"/>
-        </w:rPr>
-        <w:t>or</w:t>
-      </w:r>
-      <w:r>
-        <w:rPr>
-          <w:spacing w:val="-7"/>
-        </w:rPr>
-        <w:t xml:space="preserve"> </w:t>
-      </w:r>
-      <w:r>
-        <w:rPr>
-          <w:w w:val="85"/>
-        </w:rPr>
-        <w:t>baptismal</w:t>
-      </w:r>
-      <w:r>
-        <w:rPr>
-          <w:spacing w:val="-1"/>
-          <w:w w:val="85"/>
-        </w:rPr>
-        <w:t xml:space="preserve"> </w:t>
-      </w:r>
-      <w:r>
-        <w:rPr>
-          <w:w w:val="85"/>
-        </w:rPr>
-        <w:t>certificate</w:t>
-      </w:r>
-      <w:r>
-        <w:rPr>
-          <w:spacing w:val="-7"/>
-        </w:rPr>
-        <w:t xml:space="preserve"> </w:t>
-      </w:r>
-      <w:r>
-        <w:rPr>
-          <w:w w:val="85"/>
-        </w:rPr>
-        <w:t>or</w:t>
-      </w:r>
-      <w:r>
-        <w:rPr>
-          <w:spacing w:val="-8"/>
-        </w:rPr>
-        <w:t xml:space="preserve"> </w:t>
-      </w:r>
-      <w:r>
-        <w:rPr>
-          <w:w w:val="85"/>
-        </w:rPr>
-        <w:t>other</w:t>
-      </w:r>
-      <w:r>
-        <w:rPr>
-          <w:spacing w:val="-7"/>
-        </w:rPr>
-        <w:t xml:space="preserve"> </w:t>
-      </w:r>
-      <w:r>
-        <w:rPr>
-          <w:w w:val="85"/>
-        </w:rPr>
-        <w:t>reliable</w:t>
-      </w:r>
-      <w:r>
-        <w:rPr>
-          <w:spacing w:val="-8"/>
-        </w:rPr>
-        <w:t xml:space="preserve"> </w:t>
-      </w:r>
-      <w:r>
-        <w:rPr>
-          <w:spacing w:val="-2"/>
-          <w:w w:val="85"/>
-        </w:rPr>
-        <w:t>documents)</w:t>
-      </w:r>
-    </w:p>
-    <w:p>
-      <w:pPr>
-        <w:pStyle w:val="BodyText"/>
         <w:sectPr>
           <w:type w:val="continuous"/>
           <w:pgSz w:w="12240" w:h="15840"/>
@@ -1461,6 +1611,273 @@
           </w:cols>
         </w:sectPr>
       </w:pPr>
+    </w:p>
+    <w:p>
+      <w:pPr>
+        <w:spacing w:before="116"/>
+        <w:ind w:left="453"/>
+        <w:rPr>
+          <w:rFonts w:ascii="Arial"/>
+          <w:b/>
+          <w:w w:val="85"/>
+          <w:sz w:val="18"/>
+        </w:rPr>
+      </w:pPr>
+      <w:r>
+        <w:rPr>
+          <w:rFonts w:ascii="Arial"/>
+          <w:b/>
+          <w:noProof/>
+          <w:spacing w:val="-2"/>
+          <w:position w:val="14"/>
+          <w:sz w:val="19"/>
+        </w:rPr>
+        <mc:AlternateContent>
+          <mc:Choice Requires="wps">
+            <w:drawing>
+              <wp:anchor distT="0" distB="0" distL="114300" distR="114300" simplePos="0" relativeHeight="487349760" behindDoc="0" locked="0" layoutInCell="1" allowOverlap="1" wp14:anchorId="043E6938" wp14:editId="0CA6C567">
+                <wp:simplePos x="0" y="0"/>
+                <wp:positionH relativeFrom="column">
+                  <wp:posOffset>617220</wp:posOffset>
+                </wp:positionH>
+                <wp:positionV relativeFrom="paragraph">
+                  <wp:posOffset>38735</wp:posOffset>
+                </wp:positionV>
+                <wp:extent cx="942340" cy="7620"/>
+                <wp:effectExtent l="38100" t="38100" r="67310" b="87630"/>
+                <wp:wrapNone/>
+                <wp:docPr id="15" name="Straight Connector 15"/>
+                <wp:cNvGraphicFramePr/>
+                <a:graphic xmlns:a="http://schemas.openxmlformats.org/drawingml/2006/main">
+                  <a:graphicData uri="http://schemas.microsoft.com/office/word/2010/wordprocessingShape">
+                    <wps:wsp>
+                      <wps:cNvCnPr/>
+                      <wps:spPr>
+                        <a:xfrm>
+                          <a:off x="0" y="0"/>
+                          <a:ext cx="942340" cy="7620"/>
+                        </a:xfrm>
+                        <a:prstGeom prst="line">
+                          <a:avLst/>
+                        </a:prstGeom>
+                        <a:ln w="19050"/>
+                      </wps:spPr>
+                      <wps:style>
+                        <a:lnRef idx="2">
+                          <a:schemeClr val="dk1"/>
+                        </a:lnRef>
+                        <a:fillRef idx="0">
+                          <a:schemeClr val="dk1"/>
+                        </a:fillRef>
+                        <a:effectRef idx="1">
+                          <a:schemeClr val="dk1"/>
+                        </a:effectRef>
+                        <a:fontRef idx="minor">
+                          <a:schemeClr val="tx1"/>
+                        </a:fontRef>
+                      </wps:style>
+                      <wps:bodyPr/>
+                    </wps:wsp>
+                  </a:graphicData>
+                </a:graphic>
+                <wp14:sizeRelH relativeFrom="margin">
+                  <wp14:pctWidth>0</wp14:pctWidth>
+                </wp14:sizeRelH>
+                <wp14:sizeRelV relativeFrom="margin">
+                  <wp14:pctHeight>0</wp14:pctHeight>
+                </wp14:sizeRelV>
+              </wp:anchor>
+            </w:drawing>
+          </mc:Choice>
+          <mc:Fallback>
+            <w:pict>
+              <v:line w14:anchorId="3329EF6C" id="Straight Connector 15" o:spid="_x0000_s1026" style="position:absolute;z-index:487349760;visibility:visible;mso-wrap-style:square;mso-width-percent:0;mso-height-percent:0;mso-wrap-distance-left:9pt;mso-wrap-distance-top:0;mso-wrap-distance-right:9pt;mso-wrap-distance-bottom:0;mso-position-horizontal:absolute;mso-position-horizontal-relative:text;mso-position-vertical:absolute;mso-position-vertical-relative:text;mso-width-percent:0;mso-height-percent:0;mso-width-relative:margin;mso-height-relative:margin" from="48.6pt,3.05pt" to="122.8pt,3.65pt" o:gfxdata="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" strokecolor="black [3200]" strokeweight="1.5pt">
+                <v:shadow on="t" color="black" opacity="24903f" origin=",.5" offset="0,.55556mm"/>
+              </v:line>
+            </w:pict>
+          </mc:Fallback>
+        </mc:AlternateContent>
+      </w:r>
+    </w:p>
+    <w:p>
+      <w:pPr>
+        <w:spacing w:before="116"/>
+        <w:ind w:left="453"/>
+        <w:rPr>
+          <w:rFonts w:ascii="Arial"/>
+          <w:b/>
+          <w:sz w:val="18"/>
+        </w:rPr>
+      </w:pPr>
+      <w:r>
+        <w:rPr>
+          <w:rFonts w:ascii="Arial"/>
+          <w:b/>
+          <w:w w:val="85"/>
+          <w:sz w:val="18"/>
+        </w:rPr>
+        <w:t>PLACE</w:t>
+      </w:r>
+      <w:r>
+        <w:rPr>
+          <w:rFonts w:ascii="Arial"/>
+          <w:b/>
+          <w:spacing w:val="-7"/>
+          <w:sz w:val="18"/>
+        </w:rPr>
+        <w:t xml:space="preserve"> </w:t>
+      </w:r>
+      <w:r>
+        <w:rPr>
+          <w:rFonts w:ascii="Arial"/>
+          <w:b/>
+          <w:w w:val="85"/>
+          <w:sz w:val="18"/>
+        </w:rPr>
+        <w:t>OF</w:t>
+      </w:r>
+      <w:r>
+        <w:rPr>
+          <w:rFonts w:ascii="Arial"/>
+          <w:b/>
+          <w:spacing w:val="-7"/>
+          <w:sz w:val="18"/>
+        </w:rPr>
+        <w:t xml:space="preserve"> </w:t>
+      </w:r>
+      <w:r>
+        <w:rPr>
+          <w:rFonts w:ascii="Arial"/>
+          <w:b/>
+          <w:spacing w:val="-2"/>
+          <w:w w:val="85"/>
+          <w:sz w:val="18"/>
+        </w:rPr>
+        <w:t xml:space="preserve">BIRTH: </w:t>
+      </w:r>
+      <w:r>
+        <w:rPr>
+          <w:rFonts w:ascii="Arial"/>
+          <w:b/>
+          <w:spacing w:val="-2"/>
+          <w:w w:val="85"/>
+          <w:sz w:val="18"/>
+        </w:rPr>
+        <w:t xml:space="preserve">   </w:t>
+      </w:r>
+      <w:r>
+        <w:rPr>
+          <w:rFonts w:ascii="Arial"/>
+          <w:b/>
+          <w:spacing w:val="-2"/>
+          <w:w w:val="85"/>
+          <w:sz w:val="18"/>
+        </w:rPr>
+        <w:t>${</w:t>
+      </w:r>
+      <w:proofErr w:type="spellStart"/>
+      <w:r>
+        <w:rPr>
+          <w:rFonts w:ascii="Arial"/>
+          <w:b/>
+          <w:spacing w:val="-2"/>
+          <w:w w:val="85"/>
+          <w:sz w:val="18"/>
+        </w:rPr>
+        <w:t>place_of_birth</w:t>
+      </w:r>
+      <w:proofErr w:type="spellEnd"/>
+      <w:r>
+        <w:rPr>
+          <w:rFonts w:ascii="Arial"/>
+          <w:b/>
+          <w:spacing w:val="-2"/>
+          <w:w w:val="85"/>
+          <w:sz w:val="18"/>
+        </w:rPr>
+        <w:t xml:space="preserve">}                                                                                                            </w:t>
+      </w:r>
+    </w:p>
+    <w:p>
+      <w:pPr>
+        <w:pStyle w:val="BodyText"/>
+        <w:tabs>
+          <w:tab w:val="left" w:pos="3252"/>
+        </w:tabs>
+        <w:spacing w:before="174"/>
+      </w:pPr>
+      <w:r>
+        <w:rPr>
+          <w:rFonts w:ascii="Arial"/>
+          <w:b/>
+          <w:noProof/>
+          <w:spacing w:val="-2"/>
+          <w:position w:val="14"/>
+          <w:sz w:val="19"/>
+        </w:rPr>
+        <mc:AlternateContent>
+          <mc:Choice Requires="wps">
+            <w:drawing>
+              <wp:anchor distT="0" distB="0" distL="114300" distR="114300" simplePos="0" relativeHeight="487345664" behindDoc="1" locked="0" layoutInCell="1" allowOverlap="1" wp14:anchorId="223859A5" wp14:editId="1AE2147A">
+                <wp:simplePos x="0" y="0"/>
+                <wp:positionH relativeFrom="column">
+                  <wp:posOffset>1120140</wp:posOffset>
+                </wp:positionH>
+                <wp:positionV relativeFrom="paragraph">
+                  <wp:posOffset>31750</wp:posOffset>
+                </wp:positionV>
+                <wp:extent cx="3271520" cy="0"/>
+                <wp:effectExtent l="38100" t="38100" r="62230" b="95250"/>
+                <wp:wrapNone/>
+                <wp:docPr id="11" name="Straight Connector 11"/>
+                <wp:cNvGraphicFramePr/>
+                <a:graphic xmlns:a="http://schemas.openxmlformats.org/drawingml/2006/main">
+                  <a:graphicData uri="http://schemas.microsoft.com/office/word/2010/wordprocessingShape">
+                    <wps:wsp>
+                      <wps:cNvCnPr/>
+                      <wps:spPr>
+                        <a:xfrm>
+                          <a:off x="0" y="0"/>
+                          <a:ext cx="3271520" cy="0"/>
+                        </a:xfrm>
+                        <a:prstGeom prst="line">
+                          <a:avLst/>
+                        </a:prstGeom>
+                        <a:ln w="19050"/>
+                      </wps:spPr>
+                      <wps:style>
+                        <a:lnRef idx="2">
+                          <a:schemeClr val="dk1"/>
+                        </a:lnRef>
+                        <a:fillRef idx="0">
+                          <a:schemeClr val="dk1"/>
+                        </a:fillRef>
+                        <a:effectRef idx="1">
+                          <a:schemeClr val="dk1"/>
+                        </a:effectRef>
+                        <a:fontRef idx="minor">
+                          <a:schemeClr val="tx1"/>
+                        </a:fontRef>
+                      </wps:style>
+                      <wps:bodyPr/>
+                    </wps:wsp>
+                  </a:graphicData>
+                </a:graphic>
+              </wp:anchor>
+            </w:drawing>
+          </mc:Choice>
+          <mc:Fallback>
+            <w:pict>
+              <v:line w14:anchorId="3A506FAD" id="Straight Connector 11" o:spid="_x0000_s1026" style="position:absolute;z-index:-15970816;visibility:visible;mso-wrap-style:square;mso-wrap-distance-left:9pt;mso-wrap-distance-top:0;mso-wrap-distance-right:9pt;mso-wrap-distance-bottom:0;mso-position-horizontal:absolute;mso-position-horizontal-relative:text;mso-position-vertical:absolute;mso-position-vertical-relative:text" from="88.2pt,2.5pt" to="345.8pt,2.5pt" o:gfxdata="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" strokecolor="black [3200]" strokeweight="1.5pt">
+                <v:shadow on="t" color="black" opacity="24903f" origin=",.5" offset="0,.55556mm"/>
+              </v:line>
+            </w:pict>
+          </mc:Fallback>
+        </mc:AlternateContent>
+      </w:r>
+      <w:r>
+        <w:tab/>
+      </w:r>
     </w:p>
     <w:p>
       <w:pPr>
@@ -3037,6 +3454,7 @@
   <w:style w:type="paragraph" w:styleId="BodyText">
     <w:name w:val="Body Text"/>
     <w:basedOn w:val="Normal"/>
+    <w:link w:val="BodyTextChar"/>
     <w:uiPriority w:val="1"/>
     <w:qFormat/>
     <w:rPr>
@@ -3071,6 +3489,18 @@
     <w:basedOn w:val="Normal"/>
     <w:uiPriority w:val="1"/>
     <w:qFormat/>
+  </w:style>
+  <w:style w:type="character" w:customStyle="1" w:styleId="BodyTextChar">
+    <w:name w:val="Body Text Char"/>
+    <w:basedOn w:val="DefaultParagraphFont"/>
+    <w:link w:val="BodyText"/>
+    <w:uiPriority w:val="1"/>
+    <w:rsid w:val="00DB304E"/>
+    <w:rPr>
+      <w:rFonts w:ascii="Arial MT" w:eastAsia="Arial MT" w:hAnsi="Arial MT" w:cs="Arial MT"/>
+      <w:sz w:val="18"/>
+      <w:szCs w:val="18"/>
+    </w:rPr>
   </w:style>
 </w:styles>
 </file>

--- a/resources/templates/Service-Record-template.docx
+++ b/resources/templates/Service-Record-template.docx
@@ -2911,6 +2911,10 @@
         <w:pStyle w:val="BodyText"/>
         <w:spacing w:before="164"/>
         <w:ind w:left="7306"/>
+        <w:rPr>
+          <w:spacing w:val="-2"/>
+          <w:w w:val="95"/>
+        </w:rPr>
       </w:pPr>
       <w:r>
         <w:rPr>
@@ -2936,7 +2940,8 @@
     <w:p>
       <w:pPr>
         <w:pStyle w:val="BodyText"/>
-        <w:spacing w:before="29"/>
+        <w:spacing w:before="164"/>
+        <w:ind w:left="7306"/>
       </w:pPr>
     </w:p>
     <w:p>
@@ -2944,6 +2949,7 @@
         <w:pStyle w:val="Heading1"/>
         <w:spacing w:line="197" w:lineRule="exact"/>
         <w:ind w:left="7337"/>
+        <w:jc w:val="center"/>
       </w:pPr>
       <w:r>
         <w:rPr>
@@ -2964,6 +2970,88 @@
           <w:w w:val="95"/>
         </w:rPr>
         <w:t>BROQUIEZA</w:t>
+      </w:r>
+    </w:p>
+    <w:p>
+      <w:pPr>
+        <w:pStyle w:val="BodyText"/>
+        <w:spacing w:before="29"/>
+        <w:jc w:val="center"/>
+      </w:pPr>
+      <w:r>
+        <w:rPr>
+          <w:rFonts w:ascii="Arial"/>
+          <w:b/>
+          <w:noProof/>
+          <w:spacing w:val="-2"/>
+          <w:position w:val="14"/>
+          <w:sz w:val="19"/>
+        </w:rPr>
+        <mc:AlternateContent>
+          <mc:Choice Requires="wps">
+            <w:drawing>
+              <wp:anchor distT="0" distB="0" distL="114300" distR="114300" simplePos="0" relativeHeight="487351808" behindDoc="1" locked="0" layoutInCell="1" allowOverlap="1" wp14:anchorId="31E8555F" wp14:editId="01647564">
+                <wp:simplePos x="0" y="0"/>
+                <wp:positionH relativeFrom="column">
+                  <wp:posOffset>5111750</wp:posOffset>
+                </wp:positionH>
+                <wp:positionV relativeFrom="paragraph">
+                  <wp:posOffset>62865</wp:posOffset>
+                </wp:positionV>
+                <wp:extent cx="1428750" cy="0"/>
+                <wp:effectExtent l="38100" t="38100" r="76200" b="95250"/>
+                <wp:wrapNone/>
+                <wp:docPr id="2" name="Straight Connector 2"/>
+                <wp:cNvGraphicFramePr/>
+                <a:graphic xmlns:a="http://schemas.openxmlformats.org/drawingml/2006/main">
+                  <a:graphicData uri="http://schemas.microsoft.com/office/word/2010/wordprocessingShape">
+                    <wps:wsp>
+                      <wps:cNvCnPr/>
+                      <wps:spPr>
+                        <a:xfrm>
+                          <a:off x="0" y="0"/>
+                          <a:ext cx="1428750" cy="0"/>
+                        </a:xfrm>
+                        <a:prstGeom prst="line">
+                          <a:avLst/>
+                        </a:prstGeom>
+                        <a:ln w="19050"/>
+                      </wps:spPr>
+                      <wps:style>
+                        <a:lnRef idx="2">
+                          <a:schemeClr val="dk1"/>
+                        </a:lnRef>
+                        <a:fillRef idx="0">
+                          <a:schemeClr val="dk1"/>
+                        </a:fillRef>
+                        <a:effectRef idx="1">
+                          <a:schemeClr val="dk1"/>
+                        </a:effectRef>
+                        <a:fontRef idx="minor">
+                          <a:schemeClr val="tx1"/>
+                        </a:fontRef>
+                      </wps:style>
+                      <wps:bodyPr/>
+                    </wps:wsp>
+                  </a:graphicData>
+                </a:graphic>
+                <wp14:sizeRelH relativeFrom="margin">
+                  <wp14:pctWidth>0</wp14:pctWidth>
+                </wp14:sizeRelH>
+                <wp14:sizeRelV relativeFrom="margin">
+                  <wp14:pctHeight>0</wp14:pctHeight>
+                </wp14:sizeRelV>
+              </wp:anchor>
+            </w:drawing>
+          </mc:Choice>
+          <mc:Fallback>
+            <w:pict>
+              <v:line w14:anchorId="36B8E133" id="Straight Connector 2" o:spid="_x0000_s1026" style="position:absolute;z-index:-15964672;visibility:visible;mso-wrap-style:square;mso-width-percent:0;mso-height-percent:0;mso-wrap-distance-left:9pt;mso-wrap-distance-top:0;mso-wrap-distance-right:9pt;mso-wrap-distance-bottom:0;mso-position-horizontal:absolute;mso-position-horizontal-relative:text;mso-position-vertical:absolute;mso-position-vertical-relative:text;mso-width-percent:0;mso-height-percent:0;mso-width-relative:margin;mso-height-relative:margin" from="402.5pt,4.95pt" to="515pt,4.95pt" o:gfxdata="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" strokecolor="black [3200]" strokeweight="1.5pt">
+                <v:shadow on="t" color="black" opacity="24903f" origin=",.5" offset="0,.55556mm"/>
+              </v:line>
+            </w:pict>
+          </mc:Fallback>
+        </mc:AlternateContent>
       </w:r>
     </w:p>
     <w:p>
@@ -2971,6 +3059,7 @@
         <w:pStyle w:val="BodyText"/>
         <w:spacing w:line="197" w:lineRule="exact"/>
         <w:ind w:left="7337"/>
+        <w:jc w:val="center"/>
       </w:pPr>
       <w:r>
         <w:rPr>
